--- a/Coding 2 - year/Unit 5 - Sorting Searching & Recursion/Daily Lesson Plans/Word/Day 15.docx
+++ b/Coding 2 - year/Unit 5 - Sorting Searching & Recursion/Daily Lesson Plans/Word/Day 15.docx
@@ -50,12 +50,15 @@
               </w:rPr>
               <w:t xml:space="preserve">Coding II — Full Year</w:t>
             </w:r>
-          </w:p>
-          <w:p>
-            <w:pPr>
-              <w:spacing w:before="40"/>
-              <w:jc w:val="center"/>
-            </w:pPr>
+            <w:r>
+              <w:rPr>
+                <w:rFonts w:ascii="Arial" w:cs="Arial" w:eastAsia="Arial" w:hAnsi="Arial"/>
+                <w:sz w:val="16"/>
+                <w:szCs w:val="16"/>
+              </w:rPr>
+              <w:br/>
+              <w:t xml:space="preserve"/>
+            </w:r>
             <w:r>
               <w:rPr>
                 <w:rFonts w:ascii="Arial" w:cs="Arial" w:eastAsia="Arial" w:hAnsi="Arial"/>
@@ -83,7 +86,7 @@
           <w:rFonts w:ascii="Arial" w:cs="Arial" w:eastAsia="Arial" w:hAnsi="Arial"/>
           <w:b/>
           <w:bCs/>
-          <w:color w:val="0D3B1F"/>
+          <w:color w:val="1B7A4A"/>
           <w:sz w:val="32"/>
           <w:szCs w:val="32"/>
         </w:rPr>
@@ -261,9 +264,9 @@
               <w:right w:val="single" w:color="CCCCCC" w:sz="1"/>
             </w:tcBorders>
             <w:tcMar>
-              <w:top w:type="dxa" w:w="60"/>
+              <w:top w:type="dxa" w:w="80"/>
               <w:left w:type="dxa" w:w="120"/>
-              <w:bottom w:type="dxa" w:w="60"/>
+              <w:bottom w:type="dxa" w:w="80"/>
               <w:right w:type="dxa" w:w="120"/>
             </w:tcMar>
           </w:tcPr>
@@ -290,20 +293,213 @@
               <w:right w:val="single" w:color="CCCCCC" w:sz="1"/>
             </w:tcBorders>
             <w:tcMar>
-              <w:top w:type="dxa" w:w="60"/>
+              <w:top w:type="dxa" w:w="80"/>
               <w:left w:type="dxa" w:w="120"/>
-              <w:bottom w:type="dxa" w:w="60"/>
+              <w:bottom w:type="dxa" w:w="80"/>
               <w:right w:type="dxa" w:w="120"/>
             </w:tcMar>
           </w:tcPr>
           <w:p>
-            <w:r>
-              <w:rPr>
-                <w:rFonts w:ascii="Arial" w:cs="Arial" w:eastAsia="Arial" w:hAnsi="Arial"/>
-                <w:sz w:val="20"/>
-                <w:szCs w:val="20"/>
+            <w:pPr>
+              <w:spacing w:after="80" w:before="80"/>
+            </w:pPr>
+            <w:r>
+              <w:rPr>
+                <w:rFonts w:ascii="Arial" w:cs="Arial" w:eastAsia="Arial" w:hAnsi="Arial"/>
+                <w:b/>
+                <w:bCs/>
+                <w:i w:val="false"/>
+                <w:iCs w:val="false"/>
+                <w:color w:val="000000"/>
+                <w:sz w:val="22"/>
+                <w:szCs w:val="22"/>
               </w:rPr>
               <w:t xml:space="preserve">Bell Ringer / Review</w:t>
+            </w:r>
+            <w:r>
+              <w:rPr>
+                <w:rFonts w:ascii="Arial" w:cs="Arial" w:eastAsia="Arial" w:hAnsi="Arial"/>
+                <w:sz w:val="20"/>
+                <w:szCs w:val="20"/>
+              </w:rPr>
+              <w:br/>
+              <w:t xml:space="preserve"/>
+            </w:r>
+            <w:r>
+              <w:rPr>
+                <w:rFonts w:ascii="Arial" w:cs="Arial" w:eastAsia="Arial" w:hAnsi="Arial"/>
+                <w:sz w:val="20"/>
+                <w:szCs w:val="20"/>
+              </w:rPr>
+              <w:br/>
+              <w:t xml:space="preserve"/>
+            </w:r>
+            <w:r>
+              <w:rPr>
+                <w:rFonts w:ascii="Arial" w:cs="Arial" w:eastAsia="Arial" w:hAnsi="Arial"/>
+                <w:b/>
+                <w:bCs/>
+                <w:i w:val="false"/>
+                <w:iCs w:val="false"/>
+                <w:color w:val="000000"/>
+                <w:sz w:val="20"/>
+                <w:szCs w:val="20"/>
+              </w:rPr>
+              <w:t xml:space="preserve">Quick Write </w:t>
+            </w:r>
+            <w:r>
+              <w:rPr>
+                <w:rFonts w:ascii="Arial" w:cs="Arial" w:eastAsia="Arial" w:hAnsi="Arial"/>
+                <w:b w:val="false"/>
+                <w:bCs w:val="false"/>
+                <w:i w:val="false"/>
+                <w:iCs w:val="false"/>
+                <w:color w:val="000000"/>
+                <w:sz w:val="20"/>
+                <w:szCs w:val="20"/>
+              </w:rPr>
+              <w:t xml:space="preserve">(3 min — written or verbal):</w:t>
+            </w:r>
+            <w:r>
+              <w:rPr>
+                <w:rFonts w:ascii="Arial" w:cs="Arial" w:eastAsia="Arial" w:hAnsi="Arial"/>
+                <w:sz w:val="20"/>
+                <w:szCs w:val="20"/>
+              </w:rPr>
+              <w:br/>
+              <w:t xml:space="preserve"/>
+            </w:r>
+            <w:r>
+              <w:rPr>
+                <w:rFonts w:ascii="Arial" w:cs="Arial" w:eastAsia="Arial" w:hAnsi="Arial"/>
+                <w:b w:val="false"/>
+                <w:bCs w:val="false"/>
+                <w:i w:val="false"/>
+                <w:iCs w:val="false"/>
+                <w:color w:val="000000"/>
+                <w:sz w:val="20"/>
+                <w:szCs w:val="20"/>
+              </w:rPr>
+              <w:t xml:space="preserve">    What do you already know about how to implement quick sort and explain the pivot/partition strategy?</w:t>
+            </w:r>
+            <w:r>
+              <w:rPr>
+                <w:rFonts w:ascii="Arial" w:cs="Arial" w:eastAsia="Arial" w:hAnsi="Arial"/>
+                <w:sz w:val="20"/>
+                <w:szCs w:val="20"/>
+              </w:rPr>
+              <w:br/>
+              <w:t xml:space="preserve"/>
+            </w:r>
+            <w:r>
+              <w:rPr>
+                <w:rFonts w:ascii="Arial" w:cs="Arial" w:eastAsia="Arial" w:hAnsi="Arial"/>
+                <w:sz w:val="20"/>
+                <w:szCs w:val="20"/>
+              </w:rPr>
+              <w:br/>
+              <w:t xml:space="preserve"/>
+            </w:r>
+            <w:r>
+              <w:rPr>
+                <w:rFonts w:ascii="Arial" w:cs="Arial" w:eastAsia="Arial" w:hAnsi="Arial"/>
+                <w:b/>
+                <w:bCs/>
+                <w:i w:val="false"/>
+                <w:iCs w:val="false"/>
+                <w:color w:val="000000"/>
+                <w:sz w:val="20"/>
+                <w:szCs w:val="20"/>
+              </w:rPr>
+              <w:t xml:space="preserve">Vocabulary Preview — </w:t>
+            </w:r>
+            <w:r>
+              <w:rPr>
+                <w:rFonts w:ascii="Arial" w:cs="Arial" w:eastAsia="Arial" w:hAnsi="Arial"/>
+                <w:b w:val="false"/>
+                <w:bCs w:val="false"/>
+                <w:i w:val="false"/>
+                <w:iCs w:val="false"/>
+                <w:color w:val="000000"/>
+                <w:sz w:val="20"/>
+                <w:szCs w:val="20"/>
+              </w:rPr>
+              <w:t xml:space="preserve">terms we'll use today:</w:t>
+            </w:r>
+            <w:r>
+              <w:rPr>
+                <w:rFonts w:ascii="Arial" w:cs="Arial" w:eastAsia="Arial" w:hAnsi="Arial"/>
+                <w:sz w:val="20"/>
+                <w:szCs w:val="20"/>
+              </w:rPr>
+              <w:br/>
+              <w:t xml:space="preserve"/>
+            </w:r>
+            <w:r>
+              <w:rPr>
+                <w:rFonts w:ascii="Arial" w:cs="Arial" w:eastAsia="Arial" w:hAnsi="Arial"/>
+                <w:b w:val="false"/>
+                <w:bCs w:val="false"/>
+                <w:i w:val="false"/>
+                <w:iCs w:val="false"/>
+                <w:color w:val="000000"/>
+                <w:sz w:val="20"/>
+                <w:szCs w:val="20"/>
+              </w:rPr>
+              <w:t xml:space="preserve">    • Quick Sort Strategy   •   pivot   •   Partition   •   Time Complexity   •   Stability</w:t>
+            </w:r>
+            <w:r>
+              <w:rPr>
+                <w:rFonts w:ascii="Arial" w:cs="Arial" w:eastAsia="Arial" w:hAnsi="Arial"/>
+                <w:sz w:val="20"/>
+                <w:szCs w:val="20"/>
+              </w:rPr>
+              <w:br/>
+              <w:t xml:space="preserve"/>
+            </w:r>
+            <w:r>
+              <w:rPr>
+                <w:rFonts w:ascii="Arial" w:cs="Arial" w:eastAsia="Arial" w:hAnsi="Arial"/>
+                <w:sz w:val="20"/>
+                <w:szCs w:val="20"/>
+              </w:rPr>
+              <w:br/>
+              <w:t xml:space="preserve"/>
+            </w:r>
+            <w:r>
+              <w:rPr>
+                <w:rFonts w:ascii="Arial" w:cs="Arial" w:eastAsia="Arial" w:hAnsi="Arial"/>
+                <w:b w:val="false"/>
+                <w:bCs w:val="false"/>
+                <w:i/>
+                <w:iCs/>
+                <w:color w:val="444444"/>
+                <w:sz w:val="20"/>
+                <w:szCs w:val="20"/>
+              </w:rPr>
+              <w:t xml:space="preserve">Today's Goal: By the end of class you will be able to implement quick sort and explain the pivot/partition strategy.</w:t>
+            </w:r>
+            <w:r>
+              <w:rPr>
+                <w:rFonts w:ascii="Arial" w:cs="Arial" w:eastAsia="Arial" w:hAnsi="Arial"/>
+                <w:sz w:val="20"/>
+                <w:szCs w:val="20"/>
+              </w:rPr>
+              <w:br/>
+              <w:t xml:space="preserve"/>
+            </w:r>
+            <w:r>
+              <w:rPr>
+                <w:rFonts w:ascii="Arial" w:cs="Arial" w:eastAsia="Arial" w:hAnsi="Arial"/>
+                <w:b w:val="false"/>
+                <w:bCs w:val="false"/>
+                <w:i/>
+                <w:iCs/>
+                <w:color w:val="555555"/>
+                <w:sz w:val="20"/>
+                <w:szCs w:val="20"/>
+              </w:rPr>
+              <w:t xml:space="preserve">→ Pair-share your response, then 2–3 students share with the class.</w:t>
             </w:r>
           </w:p>
         </w:tc>
@@ -319,9 +515,9 @@
               <w:right w:val="single" w:color="CCCCCC" w:sz="1"/>
             </w:tcBorders>
             <w:tcMar>
-              <w:top w:type="dxa" w:w="60"/>
+              <w:top w:type="dxa" w:w="80"/>
               <w:left w:type="dxa" w:w="120"/>
-              <w:bottom w:type="dxa" w:w="60"/>
+              <w:bottom w:type="dxa" w:w="80"/>
               <w:right w:type="dxa" w:w="120"/>
             </w:tcMar>
           </w:tcPr>
@@ -348,20 +544,468 @@
               <w:right w:val="single" w:color="CCCCCC" w:sz="1"/>
             </w:tcBorders>
             <w:tcMar>
-              <w:top w:type="dxa" w:w="60"/>
+              <w:top w:type="dxa" w:w="80"/>
               <w:left w:type="dxa" w:w="120"/>
-              <w:bottom w:type="dxa" w:w="60"/>
+              <w:bottom w:type="dxa" w:w="80"/>
               <w:right w:type="dxa" w:w="120"/>
             </w:tcMar>
           </w:tcPr>
           <w:p>
-            <w:r>
-              <w:rPr>
-                <w:rFonts w:ascii="Arial" w:cs="Arial" w:eastAsia="Arial" w:hAnsi="Arial"/>
-                <w:sz w:val="20"/>
-                <w:szCs w:val="20"/>
-              </w:rPr>
-              <w:t xml:space="preserve">Mini Lesson: Quick Sort - Pivot &amp; Partition</w:t>
+            <w:pPr>
+              <w:spacing w:after="80" w:before="80"/>
+            </w:pPr>
+            <w:r>
+              <w:rPr>
+                <w:rFonts w:ascii="Arial" w:cs="Arial" w:eastAsia="Arial" w:hAnsi="Arial"/>
+                <w:b/>
+                <w:bCs/>
+                <w:i w:val="false"/>
+                <w:iCs w:val="false"/>
+                <w:color w:val="000000"/>
+                <w:sz w:val="22"/>
+                <w:szCs w:val="22"/>
+              </w:rPr>
+              <w:t xml:space="preserve">Mini Lesson: </w:t>
+            </w:r>
+            <w:r>
+              <w:rPr>
+                <w:rFonts w:ascii="Arial" w:cs="Arial" w:eastAsia="Arial" w:hAnsi="Arial"/>
+                <w:b w:val="false"/>
+                <w:bCs w:val="false"/>
+                <w:i w:val="false"/>
+                <w:iCs w:val="false"/>
+                <w:color w:val="000000"/>
+                <w:sz w:val="22"/>
+                <w:szCs w:val="22"/>
+              </w:rPr>
+              <w:t xml:space="preserve">Quick Sort - Pivot &amp; Partition</w:t>
+            </w:r>
+            <w:r>
+              <w:rPr>
+                <w:rFonts w:ascii="Arial" w:cs="Arial" w:eastAsia="Arial" w:hAnsi="Arial"/>
+                <w:sz w:val="20"/>
+                <w:szCs w:val="20"/>
+              </w:rPr>
+              <w:br/>
+              <w:t xml:space="preserve"/>
+            </w:r>
+            <w:r>
+              <w:rPr>
+                <w:rFonts w:ascii="Arial" w:cs="Arial" w:eastAsia="Arial" w:hAnsi="Arial"/>
+                <w:sz w:val="20"/>
+                <w:szCs w:val="20"/>
+              </w:rPr>
+              <w:br/>
+              <w:t xml:space="preserve"/>
+            </w:r>
+            <w:r>
+              <w:rPr>
+                <w:rFonts w:ascii="Arial" w:cs="Arial" w:eastAsia="Arial" w:hAnsi="Arial"/>
+                <w:b/>
+                <w:bCs/>
+                <w:i/>
+                <w:iCs/>
+                <w:color w:val="000000"/>
+                <w:sz w:val="20"/>
+                <w:szCs w:val="20"/>
+              </w:rPr>
+              <w:t xml:space="preserve">Learning Target: </w:t>
+            </w:r>
+            <w:r>
+              <w:rPr>
+                <w:rFonts w:ascii="Arial" w:cs="Arial" w:eastAsia="Arial" w:hAnsi="Arial"/>
+                <w:b w:val="false"/>
+                <w:bCs w:val="false"/>
+                <w:i/>
+                <w:iCs/>
+                <w:color w:val="333333"/>
+                <w:sz w:val="20"/>
+                <w:szCs w:val="20"/>
+              </w:rPr>
+              <w:t xml:space="preserve">I can implement quick sort and explain the pivot/partition strategy.</w:t>
+            </w:r>
+            <w:r>
+              <w:rPr>
+                <w:rFonts w:ascii="Arial" w:cs="Arial" w:eastAsia="Arial" w:hAnsi="Arial"/>
+                <w:sz w:val="20"/>
+                <w:szCs w:val="20"/>
+              </w:rPr>
+              <w:br/>
+              <w:t xml:space="preserve"/>
+            </w:r>
+            <w:r>
+              <w:rPr>
+                <w:rFonts w:ascii="Arial" w:cs="Arial" w:eastAsia="Arial" w:hAnsi="Arial"/>
+                <w:sz w:val="20"/>
+                <w:szCs w:val="20"/>
+              </w:rPr>
+              <w:br/>
+              <w:t xml:space="preserve"/>
+            </w:r>
+            <w:r>
+              <w:rPr>
+                <w:rFonts w:ascii="Arial" w:cs="Arial" w:eastAsia="Arial" w:hAnsi="Arial"/>
+                <w:b w:val="false"/>
+                <w:bCs w:val="false"/>
+                <w:i w:val="false"/>
+                <w:iCs w:val="false"/>
+                <w:color w:val="000000"/>
+                <w:sz w:val="20"/>
+                <w:szCs w:val="20"/>
+              </w:rPr>
+              <w:t xml:space="preserve">2. Partition the array: put all elements &lt; pivot on the left, all elements &gt; pivot on the right</w:t>
+            </w:r>
+            <w:r>
+              <w:rPr>
+                <w:rFonts w:ascii="Arial" w:cs="Arial" w:eastAsia="Arial" w:hAnsi="Arial"/>
+                <w:sz w:val="20"/>
+                <w:szCs w:val="20"/>
+              </w:rPr>
+              <w:br/>
+              <w:t xml:space="preserve"/>
+            </w:r>
+            <w:r>
+              <w:rPr>
+                <w:rFonts w:ascii="Arial" w:cs="Arial" w:eastAsia="Arial" w:hAnsi="Arial"/>
+                <w:b w:val="false"/>
+                <w:bCs w:val="false"/>
+                <w:i w:val="false"/>
+                <w:iCs w:val="false"/>
+                <w:color w:val="000000"/>
+                <w:sz w:val="20"/>
+                <w:szCs w:val="20"/>
+              </w:rPr>
+              <w:t xml:space="preserve">3. Recursively sort the left and right partitions</w:t>
+            </w:r>
+            <w:r>
+              <w:rPr>
+                <w:rFonts w:ascii="Arial" w:cs="Arial" w:eastAsia="Arial" w:hAnsi="Arial"/>
+                <w:sz w:val="20"/>
+                <w:szCs w:val="20"/>
+              </w:rPr>
+              <w:br/>
+              <w:t xml:space="preserve"/>
+            </w:r>
+            <w:r>
+              <w:rPr>
+                <w:rFonts w:ascii="Arial" w:cs="Arial" w:eastAsia="Arial" w:hAnsi="Arial"/>
+                <w:sz w:val="20"/>
+                <w:szCs w:val="20"/>
+              </w:rPr>
+              <w:br/>
+              <w:t xml:space="preserve"/>
+            </w:r>
+            <w:r>
+              <w:rPr>
+                <w:rFonts w:ascii="Arial" w:cs="Arial" w:eastAsia="Arial" w:hAnsi="Arial"/>
+                <w:b/>
+                <w:bCs/>
+                <w:i w:val="false"/>
+                <w:iCs w:val="false"/>
+                <w:color w:val="000000"/>
+                <w:sz w:val="20"/>
+                <w:szCs w:val="20"/>
+              </w:rPr>
+              <w:t xml:space="preserve">Key Concepts:</w:t>
+            </w:r>
+            <w:r>
+              <w:rPr>
+                <w:rFonts w:ascii="Arial" w:cs="Arial" w:eastAsia="Arial" w:hAnsi="Arial"/>
+                <w:sz w:val="20"/>
+                <w:szCs w:val="20"/>
+              </w:rPr>
+              <w:br/>
+              <w:t xml:space="preserve"/>
+            </w:r>
+            <w:r>
+              <w:rPr>
+                <w:rFonts w:ascii="Arial" w:cs="Arial" w:eastAsia="Arial" w:hAnsi="Arial"/>
+                <w:b w:val="false"/>
+                <w:bCs w:val="false"/>
+                <w:i w:val="false"/>
+                <w:iCs w:val="false"/>
+                <w:color w:val="000000"/>
+                <w:sz w:val="20"/>
+                <w:szCs w:val="20"/>
+              </w:rPr>
+              <w:t xml:space="preserve">    • Best case: O(n log n) — balanced partition each time</w:t>
+            </w:r>
+            <w:r>
+              <w:rPr>
+                <w:rFonts w:ascii="Arial" w:cs="Arial" w:eastAsia="Arial" w:hAnsi="Arial"/>
+                <w:sz w:val="20"/>
+                <w:szCs w:val="20"/>
+              </w:rPr>
+              <w:br/>
+              <w:t xml:space="preserve"/>
+            </w:r>
+            <w:r>
+              <w:rPr>
+                <w:rFonts w:ascii="Arial" w:cs="Arial" w:eastAsia="Arial" w:hAnsi="Arial"/>
+                <w:b w:val="false"/>
+                <w:bCs w:val="false"/>
+                <w:i w:val="false"/>
+                <w:iCs w:val="false"/>
+                <w:color w:val="000000"/>
+                <w:sz w:val="20"/>
+                <w:szCs w:val="20"/>
+              </w:rPr>
+              <w:t xml:space="preserve">    • Average case: O(n log n)</w:t>
+            </w:r>
+            <w:r>
+              <w:rPr>
+                <w:rFonts w:ascii="Arial" w:cs="Arial" w:eastAsia="Arial" w:hAnsi="Arial"/>
+                <w:sz w:val="20"/>
+                <w:szCs w:val="20"/>
+              </w:rPr>
+              <w:br/>
+              <w:t xml:space="preserve"/>
+            </w:r>
+            <w:r>
+              <w:rPr>
+                <w:rFonts w:ascii="Arial" w:cs="Arial" w:eastAsia="Arial" w:hAnsi="Arial"/>
+                <w:b w:val="false"/>
+                <w:bCs w:val="false"/>
+                <w:i w:val="false"/>
+                <w:iCs w:val="false"/>
+                <w:color w:val="000000"/>
+                <w:sz w:val="20"/>
+                <w:szCs w:val="20"/>
+              </w:rPr>
+              <w:t xml:space="preserve">    • Worst case: O(n²) — if pivot is always the smallest/largest</w:t>
+            </w:r>
+            <w:r>
+              <w:rPr>
+                <w:rFonts w:ascii="Arial" w:cs="Arial" w:eastAsia="Arial" w:hAnsi="Arial"/>
+                <w:sz w:val="20"/>
+                <w:szCs w:val="20"/>
+              </w:rPr>
+              <w:br/>
+              <w:t xml:space="preserve"/>
+            </w:r>
+            <w:r>
+              <w:rPr>
+                <w:rFonts w:ascii="Arial" w:cs="Arial" w:eastAsia="Arial" w:hAnsi="Arial"/>
+                <w:b w:val="false"/>
+                <w:bCs w:val="false"/>
+                <w:i w:val="false"/>
+                <w:iCs w:val="false"/>
+                <w:color w:val="000000"/>
+                <w:sz w:val="20"/>
+                <w:szCs w:val="20"/>
+              </w:rPr>
+              <w:t xml:space="preserve">    • Space: O(log n) — recursion depth (not counting the array)</w:t>
+            </w:r>
+            <w:r>
+              <w:rPr>
+                <w:rFonts w:ascii="Arial" w:cs="Arial" w:eastAsia="Arial" w:hAnsi="Arial"/>
+                <w:sz w:val="20"/>
+                <w:szCs w:val="20"/>
+              </w:rPr>
+              <w:br/>
+              <w:t xml:space="preserve"/>
+            </w:r>
+            <w:r>
+              <w:rPr>
+                <w:rFonts w:ascii="Arial" w:cs="Arial" w:eastAsia="Arial" w:hAnsi="Arial"/>
+                <w:b w:val="false"/>
+                <w:bCs w:val="false"/>
+                <w:i w:val="false"/>
+                <w:iCs w:val="false"/>
+                <w:color w:val="000000"/>
+                <w:sz w:val="20"/>
+                <w:szCs w:val="20"/>
+              </w:rPr>
+              <w:t xml:space="preserve">    • First element: simple but bad on sorted data</w:t>
+            </w:r>
+            <w:r>
+              <w:rPr>
+                <w:rFonts w:ascii="Arial" w:cs="Arial" w:eastAsia="Arial" w:hAnsi="Arial"/>
+                <w:sz w:val="20"/>
+                <w:szCs w:val="20"/>
+              </w:rPr>
+              <w:br/>
+              <w:t xml:space="preserve"/>
+            </w:r>
+            <w:r>
+              <w:rPr>
+                <w:rFonts w:ascii="Arial" w:cs="Arial" w:eastAsia="Arial" w:hAnsi="Arial"/>
+                <w:b w:val="false"/>
+                <w:bCs w:val="false"/>
+                <w:i w:val="false"/>
+                <w:iCs w:val="false"/>
+                <w:color w:val="000000"/>
+                <w:sz w:val="20"/>
+                <w:szCs w:val="20"/>
+              </w:rPr>
+              <w:t xml:space="preserve">    • Last element: similar to first</w:t>
+            </w:r>
+            <w:r>
+              <w:rPr>
+                <w:rFonts w:ascii="Arial" w:cs="Arial" w:eastAsia="Arial" w:hAnsi="Arial"/>
+                <w:sz w:val="20"/>
+                <w:szCs w:val="20"/>
+              </w:rPr>
+              <w:br/>
+              <w:t xml:space="preserve"/>
+            </w:r>
+            <w:r>
+              <w:rPr>
+                <w:rFonts w:ascii="Arial" w:cs="Arial" w:eastAsia="Arial" w:hAnsi="Arial"/>
+                <w:b w:val="false"/>
+                <w:bCs w:val="false"/>
+                <w:i w:val="false"/>
+                <w:iCs w:val="false"/>
+                <w:color w:val="000000"/>
+                <w:sz w:val="20"/>
+                <w:szCs w:val="20"/>
+              </w:rPr>
+              <w:t xml:space="preserve">    • Middle element: slightly better</w:t>
+            </w:r>
+            <w:r>
+              <w:rPr>
+                <w:rFonts w:ascii="Arial" w:cs="Arial" w:eastAsia="Arial" w:hAnsi="Arial"/>
+                <w:sz w:val="20"/>
+                <w:szCs w:val="20"/>
+              </w:rPr>
+              <w:br/>
+              <w:t xml:space="preserve"/>
+            </w:r>
+            <w:r>
+              <w:rPr>
+                <w:rFonts w:ascii="Arial" w:cs="Arial" w:eastAsia="Arial" w:hAnsi="Arial"/>
+                <w:b w:val="false"/>
+                <w:bCs w:val="false"/>
+                <w:i w:val="false"/>
+                <w:iCs w:val="false"/>
+                <w:color w:val="000000"/>
+                <w:sz w:val="20"/>
+                <w:szCs w:val="20"/>
+              </w:rPr>
+              <w:t xml:space="preserve">    • Random element: good but adds complexity</w:t>
+            </w:r>
+            <w:r>
+              <w:rPr>
+                <w:rFonts w:ascii="Arial" w:cs="Arial" w:eastAsia="Arial" w:hAnsi="Arial"/>
+                <w:sz w:val="20"/>
+                <w:szCs w:val="20"/>
+              </w:rPr>
+              <w:br/>
+              <w:t xml:space="preserve"/>
+            </w:r>
+            <w:r>
+              <w:rPr>
+                <w:rFonts w:ascii="Arial" w:cs="Arial" w:eastAsia="Arial" w:hAnsi="Arial"/>
+                <w:sz w:val="20"/>
+                <w:szCs w:val="20"/>
+              </w:rPr>
+              <w:br/>
+              <w:t xml:space="preserve"/>
+            </w:r>
+            <w:r>
+              <w:rPr>
+                <w:rFonts w:ascii="Arial" w:cs="Arial" w:eastAsia="Arial" w:hAnsi="Arial"/>
+                <w:b/>
+                <w:bCs/>
+                <w:i w:val="false"/>
+                <w:iCs w:val="false"/>
+                <w:color w:val="000000"/>
+                <w:sz w:val="20"/>
+                <w:szCs w:val="20"/>
+              </w:rPr>
+              <w:t xml:space="preserve">Vocabulary: </w:t>
+            </w:r>
+            <w:r>
+              <w:rPr>
+                <w:rFonts w:ascii="Arial" w:cs="Arial" w:eastAsia="Arial" w:hAnsi="Arial"/>
+                <w:b w:val="false"/>
+                <w:bCs w:val="false"/>
+                <w:i w:val="false"/>
+                <w:iCs w:val="false"/>
+                <w:color w:val="000000"/>
+                <w:sz w:val="20"/>
+                <w:szCs w:val="20"/>
+              </w:rPr>
+              <w:t xml:space="preserve">Quick Sort Strategy, pivot, Partition, Time Complexity, Stability</w:t>
+            </w:r>
+            <w:r>
+              <w:rPr>
+                <w:rFonts w:ascii="Arial" w:cs="Arial" w:eastAsia="Arial" w:hAnsi="Arial"/>
+                <w:sz w:val="20"/>
+                <w:szCs w:val="20"/>
+              </w:rPr>
+              <w:br/>
+              <w:t xml:space="preserve"/>
+            </w:r>
+            <w:r>
+              <w:rPr>
+                <w:rFonts w:ascii="Arial" w:cs="Arial" w:eastAsia="Arial" w:hAnsi="Arial"/>
+                <w:sz w:val="20"/>
+                <w:szCs w:val="20"/>
+              </w:rPr>
+              <w:br/>
+              <w:t xml:space="preserve"/>
+            </w:r>
+            <w:r>
+              <w:rPr>
+                <w:rFonts w:ascii="Arial" w:cs="Arial" w:eastAsia="Arial" w:hAnsi="Arial"/>
+                <w:b/>
+                <w:bCs/>
+                <w:i/>
+                <w:iCs/>
+                <w:color w:val="555555"/>
+                <w:sz w:val="20"/>
+                <w:szCs w:val="20"/>
+              </w:rPr>
+              <w:t xml:space="preserve">→ Live Demo — </w:t>
+            </w:r>
+            <w:r>
+              <w:rPr>
+                <w:rFonts w:ascii="Arial" w:cs="Arial" w:eastAsia="Arial" w:hAnsi="Arial"/>
+                <w:b w:val="false"/>
+                <w:bCs w:val="false"/>
+                <w:i/>
+                <w:iCs/>
+                <w:color w:val="555555"/>
+                <w:sz w:val="20"/>
+                <w:szCs w:val="20"/>
+              </w:rPr>
+              <w:t xml:space="preserve">type examples as students follow along in their own editor.</w:t>
+            </w:r>
+            <w:r>
+              <w:rPr>
+                <w:rFonts w:ascii="Arial" w:cs="Arial" w:eastAsia="Arial" w:hAnsi="Arial"/>
+                <w:sz w:val="20"/>
+                <w:szCs w:val="20"/>
+              </w:rPr>
+              <w:br/>
+              <w:t xml:space="preserve"/>
+            </w:r>
+            <w:r>
+              <w:rPr>
+                <w:rFonts w:ascii="Arial" w:cs="Arial" w:eastAsia="Arial" w:hAnsi="Arial"/>
+                <w:b/>
+                <w:bCs/>
+                <w:i/>
+                <w:iCs/>
+                <w:color w:val="555555"/>
+                <w:sz w:val="20"/>
+                <w:szCs w:val="20"/>
+              </w:rPr>
+              <w:t xml:space="preserve">→ Check for Understanding: </w:t>
+            </w:r>
+            <w:r>
+              <w:rPr>
+                <w:rFonts w:ascii="Arial" w:cs="Arial" w:eastAsia="Arial" w:hAnsi="Arial"/>
+                <w:b w:val="false"/>
+                <w:bCs w:val="false"/>
+                <w:i/>
+                <w:iCs/>
+                <w:color w:val="555555"/>
+                <w:sz w:val="20"/>
+                <w:szCs w:val="20"/>
+              </w:rPr>
+              <w:t xml:space="preserve">pause and cold-call: “Can someone explain what we just did in their own words?”</w:t>
             </w:r>
           </w:p>
         </w:tc>
@@ -377,9 +1021,9 @@
               <w:right w:val="single" w:color="CCCCCC" w:sz="1"/>
             </w:tcBorders>
             <w:tcMar>
-              <w:top w:type="dxa" w:w="60"/>
+              <w:top w:type="dxa" w:w="80"/>
               <w:left w:type="dxa" w:w="120"/>
-              <w:bottom w:type="dxa" w:w="60"/>
+              <w:bottom w:type="dxa" w:w="80"/>
               <w:right w:type="dxa" w:w="120"/>
             </w:tcMar>
           </w:tcPr>
@@ -406,20 +1050,90 @@
               <w:right w:val="single" w:color="CCCCCC" w:sz="1"/>
             </w:tcBorders>
             <w:tcMar>
-              <w:top w:type="dxa" w:w="60"/>
+              <w:top w:type="dxa" w:w="80"/>
               <w:left w:type="dxa" w:w="120"/>
-              <w:bottom w:type="dxa" w:w="60"/>
+              <w:bottom w:type="dxa" w:w="80"/>
               <w:right w:type="dxa" w:w="120"/>
             </w:tcMar>
           </w:tcPr>
           <w:p>
-            <w:r>
-              <w:rPr>
-                <w:rFonts w:ascii="Arial" w:cs="Arial" w:eastAsia="Arial" w:hAnsi="Arial"/>
-                <w:sz w:val="20"/>
-                <w:szCs w:val="20"/>
+            <w:pPr>
+              <w:spacing w:after="80" w:before="80"/>
+            </w:pPr>
+            <w:r>
+              <w:rPr>
+                <w:rFonts w:ascii="Arial" w:cs="Arial" w:eastAsia="Arial" w:hAnsi="Arial"/>
+                <w:b/>
+                <w:bCs/>
+                <w:i w:val="false"/>
+                <w:iCs w:val="false"/>
+                <w:color w:val="000000"/>
+                <w:sz w:val="22"/>
+                <w:szCs w:val="22"/>
               </w:rPr>
               <w:t xml:space="preserve">Guided Practice</w:t>
+            </w:r>
+            <w:r>
+              <w:rPr>
+                <w:rFonts w:ascii="Arial" w:cs="Arial" w:eastAsia="Arial" w:hAnsi="Arial"/>
+                <w:sz w:val="20"/>
+                <w:szCs w:val="20"/>
+              </w:rPr>
+              <w:br/>
+              <w:t xml:space="preserve"/>
+            </w:r>
+            <w:r>
+              <w:rPr>
+                <w:rFonts w:ascii="Arial" w:cs="Arial" w:eastAsia="Arial" w:hAnsi="Arial"/>
+                <w:sz w:val="20"/>
+                <w:szCs w:val="20"/>
+              </w:rPr>
+              <w:br/>
+              <w:t xml:space="preserve"/>
+            </w:r>
+            <w:r>
+              <w:rPr>
+                <w:rFonts w:ascii="Arial" w:cs="Arial" w:eastAsia="Arial" w:hAnsi="Arial"/>
+                <w:b w:val="false"/>
+                <w:bCs w:val="false"/>
+                <w:i w:val="false"/>
+                <w:iCs w:val="false"/>
+                <w:color w:val="000000"/>
+                <w:sz w:val="20"/>
+                <w:szCs w:val="20"/>
+              </w:rPr>
+              <w:t xml:space="preserve">Step 1: Understand Partitioning</w:t>
+            </w:r>
+            <w:r>
+              <w:rPr>
+                <w:rFonts w:ascii="Arial" w:cs="Arial" w:eastAsia="Arial" w:hAnsi="Arial"/>
+                <w:sz w:val="20"/>
+                <w:szCs w:val="20"/>
+              </w:rPr>
+              <w:br/>
+              <w:t xml:space="preserve"/>
+            </w:r>
+            <w:r>
+              <w:rPr>
+                <w:rFonts w:ascii="Arial" w:cs="Arial" w:eastAsia="Arial" w:hAnsi="Arial"/>
+                <w:sz w:val="20"/>
+                <w:szCs w:val="20"/>
+              </w:rPr>
+              <w:br/>
+              <w:t xml:space="preserve"/>
+            </w:r>
+            <w:r>
+              <w:rPr>
+                <w:rFonts w:ascii="Arial" w:cs="Arial" w:eastAsia="Arial" w:hAnsi="Arial"/>
+                <w:b w:val="false"/>
+                <w:bCs w:val="false"/>
+                <w:i/>
+                <w:iCs/>
+                <w:color w:val="555555"/>
+                <w:sz w:val="20"/>
+                <w:szCs w:val="20"/>
+              </w:rPr>
+              <w:t xml:space="preserve">→ Teacher models — students try alongside, then compare results.</w:t>
             </w:r>
           </w:p>
         </w:tc>
@@ -435,9 +1149,9 @@
               <w:right w:val="single" w:color="CCCCCC" w:sz="1"/>
             </w:tcBorders>
             <w:tcMar>
-              <w:top w:type="dxa" w:w="60"/>
+              <w:top w:type="dxa" w:w="80"/>
               <w:left w:type="dxa" w:w="120"/>
-              <w:bottom w:type="dxa" w:w="60"/>
+              <w:bottom w:type="dxa" w:w="80"/>
               <w:right w:type="dxa" w:w="120"/>
             </w:tcMar>
           </w:tcPr>
@@ -450,7 +1164,7 @@
                 <w:sz w:val="20"/>
                 <w:szCs w:val="20"/>
               </w:rPr>
-              <w:t xml:space="preserve">15-20 min</w:t>
+              <w:t xml:space="preserve">15–20 min</w:t>
             </w:r>
           </w:p>
         </w:tc>
@@ -464,20 +1178,81 @@
               <w:right w:val="single" w:color="CCCCCC" w:sz="1"/>
             </w:tcBorders>
             <w:tcMar>
-              <w:top w:type="dxa" w:w="60"/>
+              <w:top w:type="dxa" w:w="80"/>
               <w:left w:type="dxa" w:w="120"/>
-              <w:bottom w:type="dxa" w:w="60"/>
+              <w:bottom w:type="dxa" w:w="80"/>
               <w:right w:type="dxa" w:w="120"/>
             </w:tcMar>
           </w:tcPr>
           <w:p>
-            <w:r>
-              <w:rPr>
-                <w:rFonts w:ascii="Arial" w:cs="Arial" w:eastAsia="Arial" w:hAnsi="Arial"/>
-                <w:sz w:val="20"/>
-                <w:szCs w:val="20"/>
+            <w:pPr>
+              <w:spacing w:after="80" w:before="80"/>
+            </w:pPr>
+            <w:r>
+              <w:rPr>
+                <w:rFonts w:ascii="Arial" w:cs="Arial" w:eastAsia="Arial" w:hAnsi="Arial"/>
+                <w:b/>
+                <w:bCs/>
+                <w:i w:val="false"/>
+                <w:iCs w:val="false"/>
+                <w:color w:val="000000"/>
+                <w:sz w:val="22"/>
+                <w:szCs w:val="22"/>
               </w:rPr>
               <w:t xml:space="preserve">Independent Practice / Code Along</w:t>
+            </w:r>
+            <w:r>
+              <w:rPr>
+                <w:rFonts w:ascii="Arial" w:cs="Arial" w:eastAsia="Arial" w:hAnsi="Arial"/>
+                <w:sz w:val="20"/>
+                <w:szCs w:val="20"/>
+              </w:rPr>
+              <w:br/>
+              <w:t xml:space="preserve"/>
+            </w:r>
+            <w:r>
+              <w:rPr>
+                <w:rFonts w:ascii="Arial" w:cs="Arial" w:eastAsia="Arial" w:hAnsi="Arial"/>
+                <w:b w:val="false"/>
+                <w:bCs w:val="false"/>
+                <w:i w:val="false"/>
+                <w:iCs w:val="false"/>
+                <w:color w:val="000000"/>
+                <w:sz w:val="20"/>
+                <w:szCs w:val="20"/>
+              </w:rPr>
+              <w:t xml:space="preserve">    Work through problems from the day's exercise set.</w:t>
+            </w:r>
+            <w:r>
+              <w:rPr>
+                <w:rFonts w:ascii="Arial" w:cs="Arial" w:eastAsia="Arial" w:hAnsi="Arial"/>
+                <w:sz w:val="20"/>
+                <w:szCs w:val="20"/>
+              </w:rPr>
+              <w:br/>
+              <w:t xml:space="preserve"/>
+            </w:r>
+            <w:r>
+              <w:rPr>
+                <w:rFonts w:ascii="Arial" w:cs="Arial" w:eastAsia="Arial" w:hAnsi="Arial"/>
+                <w:sz w:val="20"/>
+                <w:szCs w:val="20"/>
+              </w:rPr>
+              <w:br/>
+              <w:t xml:space="preserve"/>
+            </w:r>
+            <w:r>
+              <w:rPr>
+                <w:rFonts w:ascii="Arial" w:cs="Arial" w:eastAsia="Arial" w:hAnsi="Arial"/>
+                <w:b w:val="false"/>
+                <w:bCs w:val="false"/>
+                <w:i/>
+                <w:iCs/>
+                <w:color w:val="555555"/>
+                <w:sz w:val="20"/>
+                <w:szCs w:val="20"/>
+              </w:rPr>
+              <w:t xml:space="preserve">→ Teacher circulates — offer hints, check for understanding.</w:t>
             </w:r>
           </w:p>
         </w:tc>
@@ -493,9 +1268,9 @@
               <w:right w:val="single" w:color="CCCCCC" w:sz="1"/>
             </w:tcBorders>
             <w:tcMar>
-              <w:top w:type="dxa" w:w="60"/>
+              <w:top w:type="dxa" w:w="80"/>
               <w:left w:type="dxa" w:w="120"/>
-              <w:bottom w:type="dxa" w:w="60"/>
+              <w:bottom w:type="dxa" w:w="80"/>
               <w:right w:type="dxa" w:w="120"/>
             </w:tcMar>
           </w:tcPr>
@@ -522,20 +1297,90 @@
               <w:right w:val="single" w:color="CCCCCC" w:sz="1"/>
             </w:tcBorders>
             <w:tcMar>
-              <w:top w:type="dxa" w:w="60"/>
+              <w:top w:type="dxa" w:w="80"/>
               <w:left w:type="dxa" w:w="120"/>
-              <w:bottom w:type="dxa" w:w="60"/>
+              <w:bottom w:type="dxa" w:w="80"/>
               <w:right w:type="dxa" w:w="120"/>
             </w:tcMar>
           </w:tcPr>
           <w:p>
-            <w:r>
-              <w:rPr>
-                <w:rFonts w:ascii="Arial" w:cs="Arial" w:eastAsia="Arial" w:hAnsi="Arial"/>
-                <w:sz w:val="20"/>
-                <w:szCs w:val="20"/>
+            <w:pPr>
+              <w:spacing w:after="80" w:before="80"/>
+            </w:pPr>
+            <w:r>
+              <w:rPr>
+                <w:rFonts w:ascii="Arial" w:cs="Arial" w:eastAsia="Arial" w:hAnsi="Arial"/>
+                <w:b/>
+                <w:bCs/>
+                <w:i w:val="false"/>
+                <w:iCs w:val="false"/>
+                <w:color w:val="000000"/>
+                <w:sz w:val="22"/>
+                <w:szCs w:val="22"/>
               </w:rPr>
               <w:t xml:space="preserve">Exit Ticket / Wrap-Up</w:t>
+            </w:r>
+            <w:r>
+              <w:rPr>
+                <w:rFonts w:ascii="Arial" w:cs="Arial" w:eastAsia="Arial" w:hAnsi="Arial"/>
+                <w:sz w:val="20"/>
+                <w:szCs w:val="20"/>
+              </w:rPr>
+              <w:br/>
+              <w:t xml:space="preserve"/>
+            </w:r>
+            <w:r>
+              <w:rPr>
+                <w:rFonts w:ascii="Arial" w:cs="Arial" w:eastAsia="Arial" w:hAnsi="Arial"/>
+                <w:sz w:val="20"/>
+                <w:szCs w:val="20"/>
+              </w:rPr>
+              <w:br/>
+              <w:t xml:space="preserve"/>
+            </w:r>
+            <w:r>
+              <w:rPr>
+                <w:rFonts w:ascii="Arial" w:cs="Arial" w:eastAsia="Arial" w:hAnsi="Arial"/>
+                <w:b w:val="false"/>
+                <w:bCs w:val="false"/>
+                <w:i w:val="false"/>
+                <w:iCs w:val="false"/>
+                <w:color w:val="000000"/>
+                <w:sz w:val="20"/>
+                <w:szCs w:val="20"/>
+              </w:rPr>
+              <w:t xml:space="preserve">Quick Check: Implement quick sort and explain the pivot/partition strategy?</w:t>
+            </w:r>
+            <w:r>
+              <w:rPr>
+                <w:rFonts w:ascii="Arial" w:cs="Arial" w:eastAsia="Arial" w:hAnsi="Arial"/>
+                <w:sz w:val="20"/>
+                <w:szCs w:val="20"/>
+              </w:rPr>
+              <w:br/>
+              <w:t xml:space="preserve"/>
+            </w:r>
+            <w:r>
+              <w:rPr>
+                <w:rFonts w:ascii="Arial" w:cs="Arial" w:eastAsia="Arial" w:hAnsi="Arial"/>
+                <w:sz w:val="20"/>
+                <w:szCs w:val="20"/>
+              </w:rPr>
+              <w:br/>
+              <w:t xml:space="preserve"/>
+            </w:r>
+            <w:r>
+              <w:rPr>
+                <w:rFonts w:ascii="Arial" w:cs="Arial" w:eastAsia="Arial" w:hAnsi="Arial"/>
+                <w:b w:val="false"/>
+                <w:bCs w:val="false"/>
+                <w:i/>
+                <w:iCs/>
+                <w:color w:val="555555"/>
+                <w:sz w:val="20"/>
+                <w:szCs w:val="20"/>
+              </w:rPr>
+              <w:t xml:space="preserve">→ 3–2–1: Name 3 things learned, 2 new vocab words, 1 question you still have.</w:t>
             </w:r>
           </w:p>
         </w:tc>
@@ -921,19 +1766,6 @@
                 <w:sz w:val="18"/>
                 <w:szCs w:val="18"/>
               </w:rPr>
-              <w:t xml:space="preserve"># Quick Sort with last element as pivot</w:t>
-            </w:r>
-          </w:p>
-          <w:p>
-            <w:pPr>
-              <w:spacing w:after="20"/>
-            </w:pPr>
-            <w:r>
-              <w:rPr>
-                <w:rFonts w:ascii="Courier New" w:cs="Courier New" w:eastAsia="Courier New" w:hAnsi="Courier New"/>
-                <w:sz w:val="18"/>
-                <w:szCs w:val="18"/>
-              </w:rPr>
               <w:t xml:space="preserve">def quick_sort(arr):</w:t>
             </w:r>
           </w:p>
@@ -1350,7 +2182,7 @@
                 <w:sz w:val="18"/>
                 <w:szCs w:val="18"/>
               </w:rPr>
-              <w:t xml:space="preserve"># Test</w:t>
+              <w:t xml:space="preserve"> </w:t>
             </w:r>
           </w:p>
           <w:p>
@@ -1402,7 +2234,7 @@
                 <w:sz w:val="18"/>
                 <w:szCs w:val="18"/>
               </w:rPr>
-              <w:t xml:space="preserve"># With visualization</w:t>
+              <w:t xml:space="preserve"> </w:t>
             </w:r>
           </w:p>
           <w:p>
@@ -1922,7 +2754,7 @@
                 <w:sz w:val="18"/>
                 <w:szCs w:val="18"/>
               </w:rPr>
-              <w:t xml:space="preserve"># Pivot selection strategies</w:t>
+              <w:t xml:space="preserve"> </w:t>
             </w:r>
           </w:p>
           <w:p>
@@ -2511,72 +3343,46 @@
                 <w:sz w:val="18"/>
                 <w:szCs w:val="18"/>
               </w:rPr>
-              <w:t xml:space="preserve"># Beginner - Quick sort basic implementation works as shown above</w:t>
-            </w:r>
-          </w:p>
-          <w:p>
-            <w:pPr>
-              <w:spacing w:after="20"/>
-            </w:pPr>
-            <w:r>
-              <w:rPr>
-                <w:rFonts w:ascii="Courier New" w:cs="Courier New" w:eastAsia="Courier New" w:hAnsi="Courier New"/>
-                <w:sz w:val="18"/>
-                <w:szCs w:val="18"/>
-              </w:rPr>
-              <w:t xml:space="preserve"># Trace of [5, 2, 4, 1, 3]:</w:t>
-            </w:r>
-          </w:p>
-          <w:p>
-            <w:pPr>
-              <w:spacing w:after="20"/>
-            </w:pPr>
-            <w:r>
-              <w:rPr>
-                <w:rFonts w:ascii="Courier New" w:cs="Courier New" w:eastAsia="Courier New" w:hAnsi="Courier New"/>
-                <w:sz w:val="18"/>
-                <w:szCs w:val="18"/>
-              </w:rPr>
-              <w:t xml:space="preserve"># Partition around 3: [2, 1, 3, 5, 4] → pivot at index 2</w:t>
-            </w:r>
-          </w:p>
-          <w:p>
-            <w:pPr>
-              <w:spacing w:after="20"/>
-            </w:pPr>
-            <w:r>
-              <w:rPr>
-                <w:rFonts w:ascii="Courier New" w:cs="Courier New" w:eastAsia="Courier New" w:hAnsi="Courier New"/>
-                <w:sz w:val="18"/>
-                <w:szCs w:val="18"/>
-              </w:rPr>
-              <w:t xml:space="preserve"># Left: [2, 1], Right: [5, 4]</w:t>
-            </w:r>
-          </w:p>
-          <w:p>
-            <w:pPr>
-              <w:spacing w:after="20"/>
-            </w:pPr>
-            <w:r>
-              <w:rPr>
-                <w:rFonts w:ascii="Courier New" w:cs="Courier New" w:eastAsia="Courier New" w:hAnsi="Courier New"/>
-                <w:sz w:val="18"/>
-                <w:szCs w:val="18"/>
-              </w:rPr>
-              <w:t xml:space="preserve"># Recursively sort...</w:t>
-            </w:r>
-          </w:p>
-          <w:p>
-            <w:pPr>
-              <w:spacing w:after="20"/>
-            </w:pPr>
-            <w:r>
-              <w:rPr>
-                <w:rFonts w:ascii="Courier New" w:cs="Courier New" w:eastAsia="Courier New" w:hAnsi="Courier New"/>
-                <w:sz w:val="18"/>
-                <w:szCs w:val="18"/>
-              </w:rPr>
-              <w:t xml:space="preserve"># Final: [1, 2, 3, 4, 5]</w:t>
+              <w:t xml:space="preserve">def partition_count_swaps(arr, low, high):</w:t>
+            </w:r>
+          </w:p>
+          <w:p>
+            <w:pPr>
+              <w:spacing w:after="20"/>
+            </w:pPr>
+            <w:r>
+              <w:rPr>
+                <w:rFonts w:ascii="Courier New" w:cs="Courier New" w:eastAsia="Courier New" w:hAnsi="Courier New"/>
+                <w:sz w:val="18"/>
+                <w:szCs w:val="18"/>
+              </w:rPr>
+              <w:t xml:space="preserve">    pivot = arr[high]</w:t>
+            </w:r>
+          </w:p>
+          <w:p>
+            <w:pPr>
+              <w:spacing w:after="20"/>
+            </w:pPr>
+            <w:r>
+              <w:rPr>
+                <w:rFonts w:ascii="Courier New" w:cs="Courier New" w:eastAsia="Courier New" w:hAnsi="Courier New"/>
+                <w:sz w:val="18"/>
+                <w:szCs w:val="18"/>
+              </w:rPr>
+              <w:t xml:space="preserve">    i = low - 1</w:t>
+            </w:r>
+          </w:p>
+          <w:p>
+            <w:pPr>
+              <w:spacing w:after="20"/>
+            </w:pPr>
+            <w:r>
+              <w:rPr>
+                <w:rFonts w:ascii="Courier New" w:cs="Courier New" w:eastAsia="Courier New" w:hAnsi="Courier New"/>
+                <w:sz w:val="18"/>
+                <w:szCs w:val="18"/>
+              </w:rPr>
+              <w:t xml:space="preserve">    swaps = 0</w:t>
             </w:r>
           </w:p>
           <w:p>
@@ -2602,59 +3408,59 @@
                 <w:sz w:val="18"/>
                 <w:szCs w:val="18"/>
               </w:rPr>
-              <w:t xml:space="preserve"># Intermediate</w:t>
-            </w:r>
-          </w:p>
-          <w:p>
-            <w:pPr>
-              <w:spacing w:after="20"/>
-            </w:pPr>
-            <w:r>
-              <w:rPr>
-                <w:rFonts w:ascii="Courier New" w:cs="Courier New" w:eastAsia="Courier New" w:hAnsi="Courier New"/>
-                <w:sz w:val="18"/>
-                <w:szCs w:val="18"/>
-              </w:rPr>
-              <w:t xml:space="preserve">def partition_count_swaps(arr, low, high):</w:t>
-            </w:r>
-          </w:p>
-          <w:p>
-            <w:pPr>
-              <w:spacing w:after="20"/>
-            </w:pPr>
-            <w:r>
-              <w:rPr>
-                <w:rFonts w:ascii="Courier New" w:cs="Courier New" w:eastAsia="Courier New" w:hAnsi="Courier New"/>
-                <w:sz w:val="18"/>
-                <w:szCs w:val="18"/>
-              </w:rPr>
-              <w:t xml:space="preserve">    pivot = arr[high]</w:t>
-            </w:r>
-          </w:p>
-          <w:p>
-            <w:pPr>
-              <w:spacing w:after="20"/>
-            </w:pPr>
-            <w:r>
-              <w:rPr>
-                <w:rFonts w:ascii="Courier New" w:cs="Courier New" w:eastAsia="Courier New" w:hAnsi="Courier New"/>
-                <w:sz w:val="18"/>
-                <w:szCs w:val="18"/>
-              </w:rPr>
-              <w:t xml:space="preserve">    i = low - 1</w:t>
-            </w:r>
-          </w:p>
-          <w:p>
-            <w:pPr>
-              <w:spacing w:after="20"/>
-            </w:pPr>
-            <w:r>
-              <w:rPr>
-                <w:rFonts w:ascii="Courier New" w:cs="Courier New" w:eastAsia="Courier New" w:hAnsi="Courier New"/>
-                <w:sz w:val="18"/>
-                <w:szCs w:val="18"/>
-              </w:rPr>
-              <w:t xml:space="preserve">    swaps = 0</w:t>
+              <w:t xml:space="preserve">    for j in range(low, high):</w:t>
+            </w:r>
+          </w:p>
+          <w:p>
+            <w:pPr>
+              <w:spacing w:after="20"/>
+            </w:pPr>
+            <w:r>
+              <w:rPr>
+                <w:rFonts w:ascii="Courier New" w:cs="Courier New" w:eastAsia="Courier New" w:hAnsi="Courier New"/>
+                <w:sz w:val="18"/>
+                <w:szCs w:val="18"/>
+              </w:rPr>
+              <w:t xml:space="preserve">        if arr[j] &lt; pivot:</w:t>
+            </w:r>
+          </w:p>
+          <w:p>
+            <w:pPr>
+              <w:spacing w:after="20"/>
+            </w:pPr>
+            <w:r>
+              <w:rPr>
+                <w:rFonts w:ascii="Courier New" w:cs="Courier New" w:eastAsia="Courier New" w:hAnsi="Courier New"/>
+                <w:sz w:val="18"/>
+                <w:szCs w:val="18"/>
+              </w:rPr>
+              <w:t xml:space="preserve">            i += 1</w:t>
+            </w:r>
+          </w:p>
+          <w:p>
+            <w:pPr>
+              <w:spacing w:after="20"/>
+            </w:pPr>
+            <w:r>
+              <w:rPr>
+                <w:rFonts w:ascii="Courier New" w:cs="Courier New" w:eastAsia="Courier New" w:hAnsi="Courier New"/>
+                <w:sz w:val="18"/>
+                <w:szCs w:val="18"/>
+              </w:rPr>
+              <w:t xml:space="preserve">            arr[i], arr[j] = arr[j], arr[i]</w:t>
+            </w:r>
+          </w:p>
+          <w:p>
+            <w:pPr>
+              <w:spacing w:after="20"/>
+            </w:pPr>
+            <w:r>
+              <w:rPr>
+                <w:rFonts w:ascii="Courier New" w:cs="Courier New" w:eastAsia="Courier New" w:hAnsi="Courier New"/>
+                <w:sz w:val="18"/>
+                <w:szCs w:val="18"/>
+              </w:rPr>
+              <w:t xml:space="preserve">            swaps += 1</w:t>
             </w:r>
           </w:p>
           <w:p>
@@ -2680,59 +3486,20 @@
                 <w:sz w:val="18"/>
                 <w:szCs w:val="18"/>
               </w:rPr>
-              <w:t xml:space="preserve">    for j in range(low, high):</w:t>
-            </w:r>
-          </w:p>
-          <w:p>
-            <w:pPr>
-              <w:spacing w:after="20"/>
-            </w:pPr>
-            <w:r>
-              <w:rPr>
-                <w:rFonts w:ascii="Courier New" w:cs="Courier New" w:eastAsia="Courier New" w:hAnsi="Courier New"/>
-                <w:sz w:val="18"/>
-                <w:szCs w:val="18"/>
-              </w:rPr>
-              <w:t xml:space="preserve">        if arr[j] &lt; pivot:</w:t>
-            </w:r>
-          </w:p>
-          <w:p>
-            <w:pPr>
-              <w:spacing w:after="20"/>
-            </w:pPr>
-            <w:r>
-              <w:rPr>
-                <w:rFonts w:ascii="Courier New" w:cs="Courier New" w:eastAsia="Courier New" w:hAnsi="Courier New"/>
-                <w:sz w:val="18"/>
-                <w:szCs w:val="18"/>
-              </w:rPr>
-              <w:t xml:space="preserve">            i += 1</w:t>
-            </w:r>
-          </w:p>
-          <w:p>
-            <w:pPr>
-              <w:spacing w:after="20"/>
-            </w:pPr>
-            <w:r>
-              <w:rPr>
-                <w:rFonts w:ascii="Courier New" w:cs="Courier New" w:eastAsia="Courier New" w:hAnsi="Courier New"/>
-                <w:sz w:val="18"/>
-                <w:szCs w:val="18"/>
-              </w:rPr>
-              <w:t xml:space="preserve">            arr[i], arr[j] = arr[j], arr[i]</w:t>
-            </w:r>
-          </w:p>
-          <w:p>
-            <w:pPr>
-              <w:spacing w:after="20"/>
-            </w:pPr>
-            <w:r>
-              <w:rPr>
-                <w:rFonts w:ascii="Courier New" w:cs="Courier New" w:eastAsia="Courier New" w:hAnsi="Courier New"/>
-                <w:sz w:val="18"/>
-                <w:szCs w:val="18"/>
-              </w:rPr>
-              <w:t xml:space="preserve">            swaps += 1</w:t>
+              <w:t xml:space="preserve">    arr[i + 1], arr[high] = arr[high], arr[i + 1]</w:t>
+            </w:r>
+          </w:p>
+          <w:p>
+            <w:pPr>
+              <w:spacing w:after="20"/>
+            </w:pPr>
+            <w:r>
+              <w:rPr>
+                <w:rFonts w:ascii="Courier New" w:cs="Courier New" w:eastAsia="Courier New" w:hAnsi="Courier New"/>
+                <w:sz w:val="18"/>
+                <w:szCs w:val="18"/>
+              </w:rPr>
+              <w:t xml:space="preserve">    swaps += 1</w:t>
             </w:r>
           </w:p>
           <w:p>
@@ -2758,98 +3525,7 @@
                 <w:sz w:val="18"/>
                 <w:szCs w:val="18"/>
               </w:rPr>
-              <w:t xml:space="preserve">    arr[i + 1], arr[high] = arr[high], arr[i + 1]</w:t>
-            </w:r>
-          </w:p>
-          <w:p>
-            <w:pPr>
-              <w:spacing w:after="20"/>
-            </w:pPr>
-            <w:r>
-              <w:rPr>
-                <w:rFonts w:ascii="Courier New" w:cs="Courier New" w:eastAsia="Courier New" w:hAnsi="Courier New"/>
-                <w:sz w:val="18"/>
-                <w:szCs w:val="18"/>
-              </w:rPr>
-              <w:t xml:space="preserve">    swaps += 1</w:t>
-            </w:r>
-          </w:p>
-          <w:p>
-            <w:pPr>
-              <w:spacing w:after="20"/>
-            </w:pPr>
-            <w:r>
-              <w:rPr>
-                <w:rFonts w:ascii="Courier New" w:cs="Courier New" w:eastAsia="Courier New" w:hAnsi="Courier New"/>
-                <w:sz w:val="18"/>
-                <w:szCs w:val="18"/>
-              </w:rPr>
-              <w:t xml:space="preserve"> </w:t>
-            </w:r>
-          </w:p>
-          <w:p>
-            <w:pPr>
-              <w:spacing w:after="20"/>
-            </w:pPr>
-            <w:r>
-              <w:rPr>
-                <w:rFonts w:ascii="Courier New" w:cs="Courier New" w:eastAsia="Courier New" w:hAnsi="Courier New"/>
-                <w:sz w:val="18"/>
-                <w:szCs w:val="18"/>
-              </w:rPr>
               <w:t xml:space="preserve">    return i + 1, swaps</w:t>
-            </w:r>
-          </w:p>
-          <w:p>
-            <w:pPr>
-              <w:spacing w:after="20"/>
-            </w:pPr>
-            <w:r>
-              <w:rPr>
-                <w:rFonts w:ascii="Courier New" w:cs="Courier New" w:eastAsia="Courier New" w:hAnsi="Courier New"/>
-                <w:sz w:val="18"/>
-                <w:szCs w:val="18"/>
-              </w:rPr>
-              <w:t xml:space="preserve"> </w:t>
-            </w:r>
-          </w:p>
-          <w:p>
-            <w:pPr>
-              <w:spacing w:after="20"/>
-            </w:pPr>
-            <w:r>
-              <w:rPr>
-                <w:rFonts w:ascii="Courier New" w:cs="Courier New" w:eastAsia="Courier New" w:hAnsi="Courier New"/>
-                <w:sz w:val="18"/>
-                <w:szCs w:val="18"/>
-              </w:rPr>
-              <w:t xml:space="preserve"># Challenge - Median of three helps worst case:</w:t>
-            </w:r>
-          </w:p>
-          <w:p>
-            <w:pPr>
-              <w:spacing w:after="20"/>
-            </w:pPr>
-            <w:r>
-              <w:rPr>
-                <w:rFonts w:ascii="Courier New" w:cs="Courier New" w:eastAsia="Courier New" w:hAnsi="Courier New"/>
-                <w:sz w:val="18"/>
-                <w:szCs w:val="18"/>
-              </w:rPr>
-              <w:t xml:space="preserve"># Sorted array [1,2,3,4,5] with last pivot: all comparisons</w:t>
-            </w:r>
-          </w:p>
-          <w:p>
-            <w:pPr>
-              <w:spacing w:after="20"/>
-            </w:pPr>
-            <w:r>
-              <w:rPr>
-                <w:rFonts w:ascii="Courier New" w:cs="Courier New" w:eastAsia="Courier New" w:hAnsi="Courier New"/>
-                <w:sz w:val="18"/>
-                <w:szCs w:val="18"/>
-              </w:rPr>
-              <w:t xml:space="preserve"># Sorted array [1,2,3,4,5] with median-of-three: better balance</w:t>
             </w:r>
           </w:p>
         </w:tc>

--- a/Coding 2 - year/Unit 5 - Sorting Searching & Recursion/Daily Lesson Plans/Word/Day 15.docx
+++ b/Coding 2 - year/Unit 5 - Sorting Searching & Recursion/Daily Lesson Plans/Word/Day 15.docx
@@ -380,7 +380,7 @@
                 <w:sz w:val="20"/>
                 <w:szCs w:val="20"/>
               </w:rPr>
-              <w:t xml:space="preserve">    What do you already know about how to implement quick sort and explain the pivot/partition strategy?</w:t>
+              <w:t xml:space="preserve">    Why might a programmer need to implement quick sort and explain the pivot/partition strategy? What problem does it solve?</w:t>
             </w:r>
             <w:r>
               <w:rPr>
@@ -477,7 +477,7 @@
                 <w:sz w:val="20"/>
                 <w:szCs w:val="20"/>
               </w:rPr>
-              <w:t xml:space="preserve">Today's Goal: By the end of class you will be able to implement quick sort and explain the pivot/partition strategy.</w:t>
+              <w:t xml:space="preserve">Today’s Goal: By the end of class you will be able to implement quick sort and explain the pivot/partition strategy.</w:t>
             </w:r>
             <w:r>
               <w:rPr>
@@ -1349,7 +1349,7 @@
                 <w:sz w:val="20"/>
                 <w:szCs w:val="20"/>
               </w:rPr>
-              <w:t xml:space="preserve">Quick Check: Implement quick sort and explain the pivot/partition strategy?</w:t>
+              <w:t xml:space="preserve">Describe the steps you'd follow to implement quick sort and explain the pivot/partition strategy. What would you check to confirm it worked?</w:t>
             </w:r>
             <w:r>
               <w:rPr>

--- a/Coding 2 - year/Unit 5 - Sorting Searching & Recursion/Daily Lesson Plans/Word/Day 15.docx
+++ b/Coding 2 - year/Unit 5 - Sorting Searching & Recursion/Daily Lesson Plans/Word/Day 15.docx
@@ -728,7 +728,7 @@
                 <w:sz w:val="20"/>
                 <w:szCs w:val="20"/>
               </w:rPr>
-              <w:t xml:space="preserve">    • Best case: O(n log n) — balanced partition each time</w:t>
+              <w:t xml:space="preserve">    • Choose a pivot element</w:t>
             </w:r>
             <w:r>
               <w:rPr>
@@ -750,7 +750,7 @@
                 <w:sz w:val="20"/>
                 <w:szCs w:val="20"/>
               </w:rPr>
-              <w:t xml:space="preserve">    • Average case: O(n log n)</w:t>
+              <w:t xml:space="preserve">    • Partition the array: put all elements &lt; pivot on the left, all elements &gt; pivot on the right</w:t>
             </w:r>
             <w:r>
               <w:rPr>
@@ -772,7 +772,7 @@
                 <w:sz w:val="20"/>
                 <w:szCs w:val="20"/>
               </w:rPr>
-              <w:t xml:space="preserve">    • Worst case: O(n²) — if pivot is always the smallest/largest</w:t>
+              <w:t xml:space="preserve">    • Recursively sort the left and right partitions</w:t>
             </w:r>
             <w:r>
               <w:rPr>
@@ -794,7 +794,7 @@
                 <w:sz w:val="20"/>
                 <w:szCs w:val="20"/>
               </w:rPr>
-              <w:t xml:space="preserve">    • Space: O(log n) — recursion depth (not counting the array)</w:t>
+              <w:t xml:space="preserve">    • Best case: O(n log n) — balanced partition each time</w:t>
             </w:r>
             <w:r>
               <w:rPr>
@@ -816,7 +816,7 @@
                 <w:sz w:val="20"/>
                 <w:szCs w:val="20"/>
               </w:rPr>
-              <w:t xml:space="preserve">    • First element: simple but bad on sorted data</w:t>
+              <w:t xml:space="preserve">    • Average case: O(n log n)</w:t>
             </w:r>
             <w:r>
               <w:rPr>
@@ -838,7 +838,7 @@
                 <w:sz w:val="20"/>
                 <w:szCs w:val="20"/>
               </w:rPr>
-              <w:t xml:space="preserve">    • Last element: similar to first</w:t>
+              <w:t xml:space="preserve">    • Worst case: O(n²) — if pivot is always the smallest/largest</w:t>
             </w:r>
             <w:r>
               <w:rPr>
@@ -860,7 +860,7 @@
                 <w:sz w:val="20"/>
                 <w:szCs w:val="20"/>
               </w:rPr>
-              <w:t xml:space="preserve">    • Middle element: slightly better</w:t>
+              <w:t xml:space="preserve">    • Space: O(log n) — recursion depth (not counting the array)</w:t>
             </w:r>
             <w:r>
               <w:rPr>
@@ -882,7 +882,7 @@
                 <w:sz w:val="20"/>
                 <w:szCs w:val="20"/>
               </w:rPr>
-              <w:t xml:space="preserve">    • Random element: good but adds complexity</w:t>
+              <w:t xml:space="preserve">    • First element: simple but bad on sorted data</w:t>
             </w:r>
             <w:r>
               <w:rPr>
@@ -1213,6 +1213,19 @@
             <w:r>
               <w:rPr>
                 <w:rFonts w:ascii="Arial" w:cs="Arial" w:eastAsia="Arial" w:hAnsi="Arial"/>
+                <w:b/>
+                <w:bCs/>
+                <w:i w:val="false"/>
+                <w:iCs w:val="false"/>
+                <w:color w:val="000000"/>
+                <w:sz w:val="20"/>
+                <w:szCs w:val="20"/>
+              </w:rPr>
+              <w:t xml:space="preserve">    Beginner: </w:t>
+            </w:r>
+            <w:r>
+              <w:rPr>
+                <w:rFonts w:ascii="Arial" w:cs="Arial" w:eastAsia="Arial" w:hAnsi="Arial"/>
                 <w:b w:val="false"/>
                 <w:bCs w:val="false"/>
                 <w:i w:val="false"/>
@@ -1221,7 +1234,77 @@
                 <w:sz w:val="20"/>
                 <w:szCs w:val="20"/>
               </w:rPr>
-              <w:t xml:space="preserve">    Work through problems from the day's exercise set.</w:t>
+              <w:t xml:space="preserve">Implement quick sort using the last element as pivot. Trace through [5, 2, 4, 1, 3].</w:t>
+            </w:r>
+            <w:r>
+              <w:rPr>
+                <w:rFonts w:ascii="Arial" w:cs="Arial" w:eastAsia="Arial" w:hAnsi="Arial"/>
+                <w:sz w:val="20"/>
+                <w:szCs w:val="20"/>
+              </w:rPr>
+              <w:br/>
+              <w:t xml:space="preserve"/>
+            </w:r>
+            <w:r>
+              <w:rPr>
+                <w:rFonts w:ascii="Arial" w:cs="Arial" w:eastAsia="Arial" w:hAnsi="Arial"/>
+                <w:b/>
+                <w:bCs/>
+                <w:i w:val="false"/>
+                <w:iCs w:val="false"/>
+                <w:color w:val="000000"/>
+                <w:sz w:val="20"/>
+                <w:szCs w:val="20"/>
+              </w:rPr>
+              <w:t xml:space="preserve">    Intermediate: </w:t>
+            </w:r>
+            <w:r>
+              <w:rPr>
+                <w:rFonts w:ascii="Arial" w:cs="Arial" w:eastAsia="Arial" w:hAnsi="Arial"/>
+                <w:b w:val="false"/>
+                <w:bCs w:val="false"/>
+                <w:i w:val="false"/>
+                <w:iCs w:val="false"/>
+                <w:color w:val="000000"/>
+                <w:sz w:val="20"/>
+                <w:szCs w:val="20"/>
+              </w:rPr>
+              <w:t xml:space="preserve">Modify partition to count how many swaps are made. For which array configuration (sorted, reversed, random) are the most swaps needed?…</w:t>
+            </w:r>
+            <w:r>
+              <w:rPr>
+                <w:rFonts w:ascii="Arial" w:cs="Arial" w:eastAsia="Arial" w:hAnsi="Arial"/>
+                <w:sz w:val="20"/>
+                <w:szCs w:val="20"/>
+              </w:rPr>
+              <w:br/>
+              <w:t xml:space="preserve"/>
+            </w:r>
+            <w:r>
+              <w:rPr>
+                <w:rFonts w:ascii="Arial" w:cs="Arial" w:eastAsia="Arial" w:hAnsi="Arial"/>
+                <w:b/>
+                <w:bCs/>
+                <w:i w:val="false"/>
+                <w:iCs w:val="false"/>
+                <w:color w:val="000000"/>
+                <w:sz w:val="20"/>
+                <w:szCs w:val="20"/>
+              </w:rPr>
+              <w:t xml:space="preserve">    Challenge: </w:t>
+            </w:r>
+            <w:r>
+              <w:rPr>
+                <w:rFonts w:ascii="Arial" w:cs="Arial" w:eastAsia="Arial" w:hAnsi="Arial"/>
+                <w:b w:val="false"/>
+                <w:bCs w:val="false"/>
+                <w:i w:val="false"/>
+                <w:iCs w:val="false"/>
+                <w:color w:val="000000"/>
+                <w:sz w:val="20"/>
+                <w:szCs w:val="20"/>
+              </w:rPr>
+              <w:t xml:space="preserve">Implement the "median-of-three" pivot selection. Does it improve performance on sorted data compared to last-element pivot?</w:t>
             </w:r>
             <w:r>
               <w:rPr>
@@ -3663,6 +3746,94 @@
       <w:pPr>
         <w:spacing w:after="160"/>
       </w:pPr>
+    </w:p>
+    <w:p>
+      <w:pPr>
+        <w:pBdr>
+          <w:bottom w:val="single" w:color="1B7A4A" w:sz="4" w:space="4"/>
+        </w:pBdr>
+        <w:spacing w:after="100" w:before="120"/>
+      </w:pPr>
+      <w:r>
+        <w:rPr>
+          <w:rFonts w:ascii="Arial" w:cs="Arial" w:eastAsia="Arial" w:hAnsi="Arial"/>
+          <w:b/>
+          <w:bCs/>
+          <w:color w:val="1B7A4A"/>
+          <w:sz w:val="24"/>
+          <w:szCs w:val="24"/>
+        </w:rPr>
+        <w:t xml:space="preserve">Practice Problems</w:t>
+      </w:r>
+    </w:p>
+    <w:p>
+      <w:pPr>
+        <w:spacing w:after="80"/>
+      </w:pPr>
+      <w:r>
+        <w:rPr>
+          <w:rFonts w:ascii="Arial" w:cs="Arial" w:eastAsia="Arial" w:hAnsi="Arial"/>
+          <w:b/>
+          <w:bCs/>
+          <w:sz w:val="20"/>
+          <w:szCs w:val="20"/>
+        </w:rPr>
+        <w:t xml:space="preserve">Problem 1: </w:t>
+      </w:r>
+      <w:r>
+        <w:rPr>
+          <w:rFonts w:ascii="Arial" w:cs="Arial" w:eastAsia="Arial" w:hAnsi="Arial"/>
+          <w:sz w:val="20"/>
+          <w:szCs w:val="20"/>
+        </w:rPr>
+        <w:t xml:space="preserve">Beginner:  Implement quick sort using the last element as pivot. Trace through [5, 2, 4, 1, 3].</w:t>
+      </w:r>
+    </w:p>
+    <w:p>
+      <w:pPr>
+        <w:spacing w:after="80"/>
+      </w:pPr>
+      <w:r>
+        <w:rPr>
+          <w:rFonts w:ascii="Arial" w:cs="Arial" w:eastAsia="Arial" w:hAnsi="Arial"/>
+          <w:b/>
+          <w:bCs/>
+          <w:sz w:val="20"/>
+          <w:szCs w:val="20"/>
+        </w:rPr>
+        <w:t xml:space="preserve">Problem 2: </w:t>
+      </w:r>
+      <w:r>
+        <w:rPr>
+          <w:rFonts w:ascii="Arial" w:cs="Arial" w:eastAsia="Arial" w:hAnsi="Arial"/>
+          <w:sz w:val="20"/>
+          <w:szCs w:val="20"/>
+        </w:rPr>
+        <w:t xml:space="preserve">Intermediate:  Modify partition to count how many swaps are made. For which array configuration (sorted, reversed, random) are the most swaps needed?</w:t>
+      </w:r>
+    </w:p>
+    <w:p>
+      <w:pPr>
+        <w:spacing w:after="80"/>
+      </w:pPr>
+      <w:r>
+        <w:rPr>
+          <w:rFonts w:ascii="Arial" w:cs="Arial" w:eastAsia="Arial" w:hAnsi="Arial"/>
+          <w:b/>
+          <w:bCs/>
+          <w:sz w:val="20"/>
+          <w:szCs w:val="20"/>
+        </w:rPr>
+        <w:t xml:space="preserve">Problem 3: </w:t>
+      </w:r>
+      <w:r>
+        <w:rPr>
+          <w:rFonts w:ascii="Arial" w:cs="Arial" w:eastAsia="Arial" w:hAnsi="Arial"/>
+          <w:sz w:val="20"/>
+          <w:szCs w:val="20"/>
+        </w:rPr>
+        <w:t xml:space="preserve">Challenge:  Implement the "median-of-three" pivot selection. Does it improve performance on sorted data compared to last-element pivot?</w:t>
+      </w:r>
     </w:p>
     <w:p>
       <w:pPr>
